--- a/docs/PARTS-EEG-019_RevB_part_identifier_register.docx
+++ b/docs/PARTS-EEG-019_RevB_part_identifier_register.docx
@@ -132,7 +132,7 @@
         <w:t xml:space="preserve"> </w:t>
       </w:r>
       <w:r>
-        <w:t xml:space="preserve">DSN-EEG-003 Rev C, then RFQ-EEG-001 Rev E. Where this</w:t>
+        <w:t xml:space="preserve">DSN-EEG-003 Rev D, then RFQ-EEG-001 Rev E. Where this</w:t>
       </w:r>
       <w:r>
         <w:t xml:space="preserve"> </w:t>
@@ -1605,7 +1605,7 @@
         <w:t xml:space="preserve"> </w:t>
       </w:r>
       <w:r>
-        <w:t xml:space="preserve">every other document in package_v2.3 (DSN-EEG-003 Rev C Annex A lists it sixth in the</w:t>
+        <w:t xml:space="preserve">every other document in package_v2.3 (DSN-EEG-003 Rev D Annex A lists it sixth in the</w:t>
       </w:r>
       <w:r>
         <w:t xml:space="preserve"> </w:t>
@@ -5807,7 +5807,7 @@
               <w:t xml:space="preserve"> </w:t>
             </w:r>
             <w:r>
-              <w:t xml:space="preserve">could not have been bought as the geometry stood (ASM-EEG-023 Rev A, D5-K12-SPRING-ENVELOPE). K12 still reads against the outside of the body and is still unspecified – OA-20.</w:t>
+              <w:t xml:space="preserve">could not have been bought as the geometry stood (ASM-EEG-023 Rev B, D5-K12-SPRING-ENVELOPE). K12 still reads against the outside of the body and is still unspecified – OA-20.</w:t>
             </w:r>
             <w:r>
               <w:t xml:space="preserve"> </w:t>
@@ -6523,7 +6523,7 @@
               <w:t xml:space="preserve">Neither the contact nor its anchorage is issued by that</w:t>
             </w:r>
             <w:r>
-              <w:t xml:space="preserve">: ASM-EEG-023 Rev A, D1-HM04-CROWN-AND-LEAF holds the joint and issues only the bayonet run, and it puts the safety reviewer’s disposition of SF-9 and H-05 against a named HM-04 geometry</w:t>
+              <w:t xml:space="preserve">: ASM-EEG-023 Rev B, D1-HM04-CROWN-AND-LEAF holds the joint and issues only the bayonet run, and it puts the safety reviewer’s disposition of SF-9 and H-05 against a named HM-04 geometry</w:t>
             </w:r>
             <w:r>
               <w:t xml:space="preserve"> </w:t>
@@ -6668,7 +6668,7 @@
               <w:t xml:space="preserve">2026-09-02</w:t>
             </w:r>
             <w:r>
-              <w:t xml:space="preserve">: the crown’s own dimensions are still held, not issued. ASM-EEG-023 Rev A, D1-HM04-CROWN-AND-LEAF issues the crown annulus as a</w:t>
+              <w:t xml:space="preserve">: the crown’s own dimensions are still held, not issued. ASM-EEG-023 Rev B, D1-HM04-CROWN-AND-LEAF issues the crown annulus as a</w:t>
             </w:r>
             <w:r>
               <w:t xml:space="preserve"> </w:t>
@@ -7529,7 +7529,7 @@
               <w:t xml:space="preserve">MECH-EEG-020 sheet 10</w:t>
             </w:r>
             <w:r>
-              <w:t xml:space="preserve">; DSN-EEG-003 Rev C §4</w:t>
+              <w:t xml:space="preserve">; DSN-EEG-003 Rev D §4</w:t>
             </w:r>
           </w:p>
         </w:tc>
@@ -11874,7 +11874,7 @@
               <w:pStyle w:val="Compact"/>
             </w:pPr>
             <w:r>
-              <w:t xml:space="preserve">DSN-EEG-003 Rev C §3</w:t>
+              <w:t xml:space="preserve">DSN-EEG-003 Rev D §3</w:t>
             </w:r>
           </w:p>
         </w:tc>
@@ -12139,7 +12139,7 @@
               <w:t xml:space="preserve">2026-09-02</w:t>
             </w:r>
             <w:r>
-              <w:t xml:space="preserve">: the ear-reference end is decided and not yet signed. ASM-EEG-023 Rev A, D2-EAR-REFERENCE-COUPLER rules that conductors 9 and 10 terminate in free-hanging 1.5 mm touch-proof DIN 42802-1</w:t>
+              <w:t xml:space="preserve">: the ear-reference end is decided and not yet signed. ASM-EEG-023 Rev B, D2-EAR-REFERENCE-COUPLER rules that conductors 9 and 10 terminate in free-hanging 1.5 mm touch-proof DIN 42802-1</w:t>
             </w:r>
             <w:r>
               <w:t xml:space="preserve"> </w:t>
@@ -12155,7 +12155,7 @@
               <w:t xml:space="preserve"> </w:t>
             </w:r>
             <w:r>
-              <w:t xml:space="preserve">– AVL-EEG-017 K27, bought on the same order as the K2 ear clips – in place of the bare crimp onto the clip, and it leaves the cut length at 2140 mm. Those sockets take no part identifier: see the note below this table and OA-16. The site end is still blocked, but less of it than before: HM-04’s inboard pocket is now a separate cavity for the conductor with 1.60 mm of PA12 between it and the LED, while the termination itself, HM-04A’s anchorage and the dressed exit remain proposals in §3.1.1 – OA-14, and ASM-EEG-023 Rev A, D1-HM04-CROWN-AND-LEAF holds the joint</w:t>
+              <w:t xml:space="preserve">– AVL-EEG-017 K27, bought on the same order as the K2 ear clips – in place of the bare crimp onto the clip, and it leaves the cut length at 2140 mm. Those sockets take no part identifier: see the note below this table and OA-16. The site end is still blocked, but less of it than before: HM-04’s inboard pocket is now a separate cavity for the conductor with 1.60 mm of PA12 between it and the LED, while the termination itself, HM-04A’s anchorage and the dressed exit remain proposals in §3.1.1 – OA-14, and ASM-EEG-023 Rev B, D1-HM04-CROWN-AND-LEAF holds the joint</w:t>
             </w:r>
           </w:p>
         </w:tc>
@@ -13324,7 +13324,7 @@
               <w:pStyle w:val="Compact"/>
             </w:pPr>
             <w:r>
-              <w:t xml:space="preserve">WH-EEG-008 §3.1.3, which specifies it at this issue as the ninth controlled assembly; ASM-EEG-023 Rev A, D3-BIAS-FPZ-TERMINATION</w:t>
+              <w:t xml:space="preserve">WH-EEG-008 §3.1.3, which specifies it at this issue as the ninth controlled assembly; ASM-EEG-023 Rev B, D3-BIAS-FPZ-TERMINATION</w:t>
             </w:r>
           </w:p>
         </w:tc>
@@ -13420,7 +13420,7 @@
               <w:t xml:space="preserve"> </w:t>
             </w:r>
             <w:r>
-              <w:t xml:space="preserve">for this lead, while MECH-D5 of ASM-EEG-023 Rev A issues K47 to K52 for the heat-set inserts, screws, gland and O-cord, having verified K46 as the highest line issued. AVL-EEG-017’s owner settles it – OA-19</w:t>
+              <w:t xml:space="preserve">for this lead, while MECH-D5 of ASM-EEG-023 Rev B issues K47 to K52 for the heat-set inserts, screws, gland and O-cord, having verified K46 as the highest line issued. AVL-EEG-017’s owner settles it – OA-19</w:t>
             </w:r>
           </w:p>
         </w:tc>
@@ -13433,7 +13433,7 @@
               <w:pStyle w:val="Compact"/>
             </w:pPr>
             <w:r>
-              <w:t xml:space="preserve">WH-EEG-008; ASM-EEG-023 Rev A; AVL-EEG-017 K3, K4, K27</w:t>
+              <w:t xml:space="preserve">WH-EEG-008; ASM-EEG-023 Rev B; AVL-EEG-017 K3, K4, K27</w:t>
             </w:r>
           </w:p>
         </w:tc>
@@ -13549,7 +13549,7 @@
                 <w:b/>
                 <w:bCs/>
               </w:rPr>
-              <w:t xml:space="preserve">is now in the JIG-EEG-009 Rev B fixture bill of materials</w:t>
+              <w:t xml:space="preserve">is now in the JIG-EEG-009 Rev C fixture bill of materials</w:t>
             </w:r>
             <w:r>
               <w:t xml:space="preserve"> </w:t>
@@ -13712,7 +13712,7 @@
                 <w:b/>
                 <w:bCs/>
               </w:rPr>
-              <w:t xml:space="preserve">FIX-02/C, the IEC 60318-1 artificial ear and its class 1 sound level meter mount for T28, is still not in JIG-EEG-009 Rev B</w:t>
+              <w:t xml:space="preserve">FIX-02/C, the IEC 60318-1 artificial ear and its class 1 sound level meter mount for T28, is still not in JIG-EEG-009 Rev C</w:t>
             </w:r>
             <w:r>
               <w:t xml:space="preserve">: JIG §7 records it as an open item and prices neither item, while TST-EEG-004 Rev C §5 and §6.1 place both inside FIX-02. That gap is carried here as OA-13</w:t>
@@ -13985,7 +13985,7 @@
               <w:t xml:space="preserve"> </w:t>
             </w:r>
             <w:r>
-              <w:t xml:space="preserve">and JIG-EEG-009 Rev B’s per-unit 2500 V AC hipot station is deleted.</w:t>
+              <w:t xml:space="preserve">and JIG-EEG-009 Rev C’s per-unit 2500 V AC hipot station is deleted.</w:t>
             </w:r>
             <w:r>
               <w:t xml:space="preserve"> </w:t>
@@ -14302,7 +14302,7 @@
               <w:pStyle w:val="Compact"/>
             </w:pPr>
             <w:r>
-              <w:t xml:space="preserve">DSN-EEG-003 Rev C §5; RFQ F-01 to F-18</w:t>
+              <w:t xml:space="preserve">DSN-EEG-003 Rev D §5; RFQ F-01 to F-18</w:t>
             </w:r>
           </w:p>
         </w:tc>
@@ -15998,7 +15998,7 @@
         <w:t xml:space="preserve"> </w:t>
       </w:r>
       <w:r>
-        <w:t xml:space="preserve">with a single letter, JIG-EEG-009 Rev B uses those letters</w:t>
+        <w:t xml:space="preserve">with a single letter, JIG-EEG-009 Rev C uses those letters</w:t>
       </w:r>
       <w:r>
         <w:t xml:space="preserve"> </w:t>
@@ -21039,7 +21039,7 @@
         <w:t xml:space="preserve"> </w:t>
       </w:r>
       <w:r>
-        <w:t xml:space="preserve">This is the figure in DSN-EEG-003 Rev C §4,</w:t>
+        <w:t xml:space="preserve">This is the figure in DSN-EEG-003 Rev D §4,</w:t>
       </w:r>
       <w:r>
         <w:t xml:space="preserve"> </w:t>
@@ -23655,7 +23655,7 @@
               <w:pStyle w:val="Compact"/>
             </w:pPr>
             <w:r>
-              <w:t xml:space="preserve">DSN-EEG-003 Rev C §3</w:t>
+              <w:t xml:space="preserve">DSN-EEG-003 Rev D §3</w:t>
             </w:r>
           </w:p>
         </w:tc>
@@ -23724,7 +23724,7 @@
               <w:pStyle w:val="Compact"/>
             </w:pPr>
             <w:r>
-              <w:t xml:space="preserve">DSN-EEG-003 Rev C §5</w:t>
+              <w:t xml:space="preserve">DSN-EEG-003 Rev D §5</w:t>
             </w:r>
           </w:p>
         </w:tc>
@@ -24022,7 +24022,7 @@
               <w:t xml:space="preserve"> </w:t>
             </w:r>
             <w:r>
-              <w:t xml:space="preserve">per kit, with the origin of the two spares stated (§3.4). Propagated to DSN-EEG-003 Rev C §4, RFQ Rev E scope and pricing template, kit BOM item 16, QP-EEG-010 §9 and</w:t>
+              <w:t xml:space="preserve">per kit, with the origin of the two spares stated (§3.4). Propagated to DSN-EEG-003 Rev D §4, RFQ Rev E scope and pricing template, kit BOM item 16, QP-EEG-010 §9 and</w:t>
             </w:r>
             <w:r>
               <w:t xml:space="preserve"> </w:t>
@@ -24103,7 +24103,7 @@
               <w:t xml:space="preserve">mech/MECH_part_number_register_RevA.csv</w:t>
             </w:r>
             <w:r>
-              <w:t xml:space="preserve">. XD-01’s fix text names it PARTS-EEG-005; it is issued as PARTS-EEG-019, which is the number DSN-EEG-003 Rev C §4 and Annex A cite</w:t>
+              <w:t xml:space="preserve">. XD-01’s fix text names it PARTS-EEG-005; it is issued as PARTS-EEG-019, which is the number DSN-EEG-003 Rev D §4 and Annex A cite</w:t>
             </w:r>
           </w:p>
         </w:tc>
@@ -25412,7 +25412,7 @@
               <w:t xml:space="preserve">turned and pulled</w:t>
             </w:r>
             <w:r>
-              <w:t xml:space="preserve">. SVC-EEG-013 R10’s 10 N retention and WH-EEG-008 H6’s 15 N are demonstrated on it before the bayonet run is called released (ASM-EEG-023 Rev A, D1-HM04-CROWN-AND-LEAF, conditions (i) and (ii))</w:t>
+              <w:t xml:space="preserve">. SVC-EEG-013 R10’s 10 N retention and WH-EEG-008 H6’s 15 N are demonstrated on it before the bayonet run is called released (ASM-EEG-023 Rev B, D1-HM04-CROWN-AND-LEAF, conditions (i) and (ii))</w:t>
             </w:r>
           </w:p>
         </w:tc>
@@ -25553,7 +25553,7 @@
               <w:pStyle w:val="Compact"/>
             </w:pPr>
             <w:r>
-              <w:t xml:space="preserve">DSN-EEG-003 Rev C §4, ASM-EEG-007 §5.1, WH-EEG-008 §1 and PKG-EEG-015 §2.4 quote superseded bounding boxes for POD-P1-01, POD-P1-02 and MP-01. Correct at the next revision to the figures in §2 above</w:t>
+              <w:t xml:space="preserve">DSN-EEG-003 Rev D §4, ASM-EEG-007 §5.1, WH-EEG-008 §1 and PKG-EEG-015 §2.4 quote superseded bounding boxes for POD-P1-01, POD-P1-02 and MP-01. Correct at the next revision to the figures in §2 above</w:t>
             </w:r>
           </w:p>
         </w:tc>
@@ -26695,7 +26695,7 @@
               <w:t xml:space="preserve">FIX-02/C</w:t>
             </w:r>
             <w:r>
-              <w:t xml:space="preserve">, the IEC 60318-1 artificial ear and the class 1 sound level meter mount that TST-EEG-004 Rev C T28 needs. TST-EEG-004 §5 and §6.1 put both inside FIX-02; JIG-EEG-009 Rev B §2.4 carries neither in the FIX-02 bill of materials, §5.2 calibrates neither, and §6.1 prices neither. JIG-EEG-009 records the same gap in its own §7</w:t>
+              <w:t xml:space="preserve">, the IEC 60318-1 artificial ear and the class 1 sound level meter mount that TST-EEG-004 Rev C T28 needs. TST-EEG-004 §5 and §6.1 put both inside FIX-02; JIG-EEG-009 Rev C §2.4 carries neither in the FIX-02 bill of materials, §5.2 calibrates neither, and §6.1 prices neither. JIG-EEG-009 records the same gap in its own §7</w:t>
             </w:r>
           </w:p>
         </w:tc>
@@ -26948,7 +26948,7 @@
               <w:t xml:space="preserve">The AVL line number is not this register’s to allocate and it is contested</w:t>
             </w:r>
             <w:r>
-              <w:t xml:space="preserve">: WH-EEG-008 §3.1.3 names K47 for the lead, and MECH-D5 of ASM-EEG-023 Rev A issues K47 to K52 for the heat-set inserts, screws, gland and O-cord on the strength of K46 being the highest line issued. Both are written down and they cannot both stand. AVL-EEG-017’s owner allocates</w:t>
+              <w:t xml:space="preserve">: WH-EEG-008 §3.1.3 names K47 for the lead, and MECH-D5 of ASM-EEG-023 Rev B issues K47 to K52 for the heat-set inserts, screws, gland and O-cord on the strength of K46 being the highest line issued. Both are written down and they cannot both stand. AVL-EEG-017’s owner allocates</w:t>
             </w:r>
           </w:p>
         </w:tc>
@@ -27024,7 +27024,7 @@
               <w:t xml:space="preserve">“3–6 N at working length, stainless 302 … selected against the HM-04 drawing envelope (12.4 × 12.4 × 18.0 mm)”</w:t>
             </w:r>
             <w:r>
-              <w:t xml:space="preserve">, which is the outside of the body and never was the volume the spring sits in. The volume is the seat above the HM-05B spigot, and it was 1.40 mm of free height in an annulus 0.10 mm wide on the radius – no coil occupies that, which is the finding ASM-EEG-023 Rev A, D5-K12-SPRING-ENVELOPE records. HM-04’s seat is now 6.60 mm deep, so the free height is</w:t>
+              <w:t xml:space="preserve">, which is the outside of the body and never was the volume the spring sits in. The volume is the seat above the HM-05B spigot, and it was 1.40 mm of free height in an annulus 0.10 mm wide on the radius – no coil occupies that, which is the finding ASM-EEG-023 Rev B, D5-K12-SPRING-ENVELOPE records. HM-04’s seat is now 6.60 mm deep, so the free height is</w:t>
             </w:r>
             <w:r>
               <w:t xml:space="preserve"> </w:t>
